--- a/bai1ss13.docx
+++ b/bai1ss13.docx
@@ -6,6 +6,41 @@
       <w:pPr>
         <w:rPr/>
       </w:pPr>
+      <w:r>
+        <w:rPr/>
+        <w:drawing>
+          <wp:inline distB="114300" distT="114300" distL="114300" distR="114300">
+            <wp:extent cx="5667375" cy="6924675"/>
+            <wp:effectExtent b="0" l="0" r="0" t="0"/>
+            <wp:docPr id="1" name="image1.png"/>
+            <a:graphic>
+              <a:graphicData uri="http://schemas.openxmlformats.org/drawingml/2006/picture">
+                <pic:pic>
+                  <pic:nvPicPr>
+                    <pic:cNvPr id="0" name="image1.png"/>
+                    <pic:cNvPicPr preferRelativeResize="0"/>
+                  </pic:nvPicPr>
+                  <pic:blipFill>
+                    <a:blip r:embed="rId6"/>
+                    <a:srcRect b="0" l="0" r="0" t="0"/>
+                    <a:stretch>
+                      <a:fillRect/>
+                    </a:stretch>
+                  </pic:blipFill>
+                  <pic:spPr>
+                    <a:xfrm>
+                      <a:off x="0" y="0"/>
+                      <a:ext cx="5667375" cy="6924675"/>
+                    </a:xfrm>
+                    <a:prstGeom prst="rect"/>
+                    <a:ln/>
+                  </pic:spPr>
+                </pic:pic>
+              </a:graphicData>
+            </a:graphic>
+          </wp:inline>
+        </w:drawing>
+      </w:r>
       <w:r>
         <w:rPr>
           <w:rtl w:val="0"/>
@@ -295,47 +330,22 @@
     </w:tbl>
     <w:p>
       <w:pPr>
-        <w:rPr/>
+        <w:rPr>
+          <w:color w:val="4a86e8"/>
+        </w:rPr>
       </w:pPr>
-      <w:r>
-        <w:rPr/>
-        <w:drawing>
-          <wp:inline distB="114300" distT="114300" distL="114300" distR="114300">
-            <wp:extent cx="5667375" cy="6924675"/>
-            <wp:effectExtent b="0" l="0" r="0" t="0"/>
-            <wp:docPr id="1" name="image1.png"/>
-            <a:graphic>
-              <a:graphicData uri="http://schemas.openxmlformats.org/drawingml/2006/picture">
-                <pic:pic>
-                  <pic:nvPicPr>
-                    <pic:cNvPr id="0" name="image1.png"/>
-                    <pic:cNvPicPr preferRelativeResize="0"/>
-                  </pic:nvPicPr>
-                  <pic:blipFill>
-                    <a:blip r:embed="rId6"/>
-                    <a:srcRect b="0" l="0" r="0" t="0"/>
-                    <a:stretch>
-                      <a:fillRect/>
-                    </a:stretch>
-                  </pic:blipFill>
-                  <pic:spPr>
-                    <a:xfrm>
-                      <a:off x="0" y="0"/>
-                      <a:ext cx="5667375" cy="6924675"/>
-                    </a:xfrm>
-                    <a:prstGeom prst="rect"/>
-                    <a:ln/>
-                  </pic:spPr>
-                </pic:pic>
-              </a:graphicData>
-            </a:graphic>
-          </wp:inline>
-        </w:drawing>
-      </w:r>
       <w:r>
         <w:rPr>
           <w:rtl w:val="0"/>
         </w:rPr>
+        <w:t xml:space="preserve">link figma:</w:t>
+      </w:r>
+      <w:r>
+        <w:rPr>
+          <w:color w:val="4a86e8"/>
+          <w:rtl w:val="0"/>
+        </w:rPr>
+        <w:t xml:space="preserve">https://www.figma.com/design/b3ZwAlQr02xViZ080TLa3M/Untitled?node-id=0-1&amp;t=9wHG2QY0XXyoOAwE-1</w:t>
       </w:r>
     </w:p>
     <w:sectPr>
